--- a/DAP - Data Analysis using Python/DAP_QB_ANS/DAP_QB_Week_10_Ans.docx
+++ b/DAP - Data Analysis using Python/DAP_QB_ANS/DAP_QB_Week_10_Ans.docx
@@ -14,7 +14,7 @@
         <w:jc w:val="center"/>
         <w:outlineLvl w:val="0"/>
         <w:rPr>
-          <w:rFonts w:ascii="Aptos Display" w:eastAsia="Times New Roman" w:hAnsi="Aptos Display" w:cs="Times New Roman"/>
+          <w:rFonts w:asciiTheme="minorHAnsi" w:eastAsia="Times New Roman" w:hAnsiTheme="minorHAnsi" w:cstheme="minorHAnsi"/>
           <w:b/>
           <w:bCs/>
           <w:color w:val="0F4761"/>
@@ -26,7 +26,7 @@
       </w:pPr>
       <w:r>
         <w:rPr>
-          <w:rFonts w:ascii="Aptos Display" w:eastAsia="Times New Roman" w:hAnsi="Aptos Display" w:cs="Times New Roman"/>
+          <w:rFonts w:asciiTheme="minorHAnsi" w:eastAsia="Times New Roman" w:hAnsiTheme="minorHAnsi" w:cstheme="minorHAnsi"/>
           <w:b/>
           <w:bCs/>
           <w:color w:val="0F4761"/>
@@ -40,7 +40,7 @@
       </w:r>
       <w:r>
         <w:rPr>
-          <w:rFonts w:ascii="Aptos Display" w:eastAsia="Times New Roman" w:hAnsi="Aptos Display" w:cs="Times New Roman"/>
+          <w:rFonts w:asciiTheme="minorHAnsi" w:eastAsia="Times New Roman" w:hAnsiTheme="minorHAnsi" w:cstheme="minorHAnsi"/>
           <w:b/>
           <w:bCs/>
           <w:color w:val="0F4761"/>
@@ -65,7 +65,7 @@
         <w:jc w:val="center"/>
         <w:outlineLvl w:val="0"/>
         <w:rPr>
-          <w:rFonts w:ascii="Aptos Display" w:eastAsia="Times New Roman" w:hAnsi="Aptos Display" w:cs="Times New Roman"/>
+          <w:rFonts w:asciiTheme="minorHAnsi" w:eastAsia="Times New Roman" w:hAnsiTheme="minorHAnsi" w:cstheme="minorHAnsi"/>
           <w:color w:val="0F4761"/>
           <w:kern w:val="2"/>
           <w:sz w:val="40"/>
@@ -75,7 +75,7 @@
       </w:pPr>
       <w:r>
         <w:rPr>
-          <w:rFonts w:ascii="Aptos" w:eastAsia="Aptos" w:hAnsi="Aptos" w:cs="Times New Roman"/>
+          <w:rFonts w:asciiTheme="minorHAnsi" w:eastAsia="Aptos" w:hAnsiTheme="minorHAnsi" w:cstheme="minorHAnsi"/>
           <w:b/>
           <w:w w:val="120"/>
           <w:kern w:val="2"/>
@@ -83,11 +83,35 @@
           <w:szCs w:val="36"/>
           <w14:ligatures w14:val="standardContextual"/>
         </w:rPr>
-        <w:t xml:space="preserve">Week 1 </w:t>
+        <w:t>Week 1</w:t>
       </w:r>
       <w:r>
         <w:rPr>
-          <w:rFonts w:ascii="Aptos" w:eastAsia="Aptos" w:hAnsi="Aptos" w:cs="Times New Roman"/>
+          <w:rFonts w:asciiTheme="minorHAnsi" w:eastAsia="Aptos" w:hAnsiTheme="minorHAnsi" w:cstheme="minorHAnsi"/>
+          <w:b/>
+          <w:w w:val="120"/>
+          <w:kern w:val="2"/>
+          <w:sz w:val="32"/>
+          <w:szCs w:val="36"/>
+          <w14:ligatures w14:val="standardContextual"/>
+        </w:rPr>
+        <w:t>0</w:t>
+      </w:r>
+      <w:r>
+        <w:rPr>
+          <w:rFonts w:asciiTheme="minorHAnsi" w:eastAsia="Aptos" w:hAnsiTheme="minorHAnsi" w:cstheme="minorHAnsi"/>
+          <w:b/>
+          <w:w w:val="120"/>
+          <w:kern w:val="2"/>
+          <w:sz w:val="32"/>
+          <w:szCs w:val="36"/>
+          <w14:ligatures w14:val="standardContextual"/>
+        </w:rPr>
+        <w:t xml:space="preserve"> </w:t>
+      </w:r>
+      <w:r>
+        <w:rPr>
+          <w:rFonts w:asciiTheme="minorHAnsi" w:eastAsia="Aptos" w:hAnsiTheme="minorHAnsi" w:cstheme="minorHAnsi"/>
           <w:b/>
           <w:w w:val="120"/>
           <w:kern w:val="2"/>
@@ -99,7 +123,7 @@
       </w:r>
       <w:r>
         <w:rPr>
-          <w:rFonts w:ascii="Aptos" w:eastAsia="Aptos" w:hAnsi="Aptos" w:cs="Times New Roman"/>
+          <w:rFonts w:asciiTheme="minorHAnsi" w:eastAsia="Aptos" w:hAnsiTheme="minorHAnsi" w:cstheme="minorHAnsi"/>
           <w:b/>
           <w:spacing w:val="11"/>
           <w:w w:val="120"/>
@@ -112,7 +136,7 @@
       </w:r>
       <w:r>
         <w:rPr>
-          <w:rFonts w:ascii="Aptos" w:eastAsia="Aptos" w:hAnsi="Aptos" w:cs="Times New Roman"/>
+          <w:rFonts w:asciiTheme="minorHAnsi" w:eastAsia="Aptos" w:hAnsiTheme="minorHAnsi" w:cstheme="minorHAnsi"/>
           <w:b/>
           <w:w w:val="120"/>
           <w:kern w:val="2"/>
@@ -124,7 +148,7 @@
       </w:r>
       <w:r>
         <w:rPr>
-          <w:rFonts w:ascii="Aptos" w:eastAsia="Aptos" w:hAnsi="Aptos" w:cs="Times New Roman"/>
+          <w:rFonts w:asciiTheme="minorHAnsi" w:eastAsia="Aptos" w:hAnsiTheme="minorHAnsi" w:cstheme="minorHAnsi"/>
           <w:b/>
           <w:w w:val="120"/>
           <w:kern w:val="2"/>
@@ -201,6 +225,16 @@
                 <w:szCs w:val="28"/>
               </w:rPr>
             </w:pPr>
+            <w:r>
+              <w:rPr>
+                <w:rFonts w:asciiTheme="minorHAnsi" w:hAnsiTheme="minorHAnsi" w:cstheme="minorHAnsi"/>
+                <w:b/>
+                <w:bCs/>
+                <w:sz w:val="28"/>
+                <w:szCs w:val="28"/>
+              </w:rPr>
+              <w:t>Describe the Chi-square test of independence.</w:t>
+            </w:r>
           </w:p>
         </w:tc>
       </w:tr>
@@ -341,6 +375,16 @@
                 <w:szCs w:val="28"/>
               </w:rPr>
             </w:pPr>
+            <w:r>
+              <w:rPr>
+                <w:rFonts w:asciiTheme="minorHAnsi" w:hAnsiTheme="minorHAnsi" w:cstheme="minorHAnsi"/>
+                <w:b/>
+                <w:bCs/>
+                <w:sz w:val="28"/>
+                <w:szCs w:val="28"/>
+              </w:rPr>
+              <w:t>What are two main types of Chi-Square tests?</w:t>
+            </w:r>
           </w:p>
         </w:tc>
       </w:tr>
@@ -480,6 +524,16 @@
                 <w:szCs w:val="28"/>
               </w:rPr>
             </w:pPr>
+            <w:r>
+              <w:rPr>
+                <w:rFonts w:asciiTheme="minorHAnsi" w:hAnsiTheme="minorHAnsi" w:cstheme="minorHAnsi"/>
+                <w:b/>
+                <w:bCs/>
+                <w:sz w:val="28"/>
+                <w:szCs w:val="28"/>
+              </w:rPr>
+              <w:t>What are limitations of Chi-Square Test?</w:t>
+            </w:r>
           </w:p>
         </w:tc>
       </w:tr>
@@ -513,29 +567,7 @@
                 <w:sz w:val="28"/>
                 <w:szCs w:val="28"/>
               </w:rPr>
-              <w:t>Ans.</w:t>
-            </w:r>
-            <w:r>
-              <w:rPr>
-                <w:rFonts w:asciiTheme="minorHAnsi" w:hAnsiTheme="minorHAnsi" w:cstheme="minorHAnsi"/>
-                <w:b/>
-                <w:bCs/>
-                <w:color w:val="FF0000"/>
-                <w:sz w:val="28"/>
-                <w:szCs w:val="28"/>
-              </w:rPr>
-              <w:t>3</w:t>
-            </w:r>
-            <w:r>
-              <w:rPr>
-                <w:rFonts w:asciiTheme="minorHAnsi" w:hAnsiTheme="minorHAnsi" w:cstheme="minorHAnsi"/>
-                <w:b/>
-                <w:bCs/>
-                <w:color w:val="FF0000"/>
-                <w:sz w:val="28"/>
-                <w:szCs w:val="28"/>
-              </w:rPr>
-              <w:t>)</w:t>
+              <w:t>Ans.3)</w:t>
             </w:r>
           </w:p>
         </w:tc>
@@ -640,6 +672,16 @@
                 <w:szCs w:val="28"/>
               </w:rPr>
             </w:pPr>
+            <w:r>
+              <w:rPr>
+                <w:rFonts w:asciiTheme="minorHAnsi" w:hAnsiTheme="minorHAnsi" w:cstheme="minorHAnsi"/>
+                <w:b/>
+                <w:bCs/>
+                <w:sz w:val="28"/>
+                <w:szCs w:val="28"/>
+              </w:rPr>
+              <w:t>What is the difference between t-test and chi-square?</w:t>
+            </w:r>
           </w:p>
         </w:tc>
       </w:tr>
@@ -673,29 +715,7 @@
                 <w:sz w:val="28"/>
                 <w:szCs w:val="28"/>
               </w:rPr>
-              <w:t>Ans.</w:t>
-            </w:r>
-            <w:r>
-              <w:rPr>
-                <w:rFonts w:asciiTheme="minorHAnsi" w:hAnsiTheme="minorHAnsi" w:cstheme="minorHAnsi"/>
-                <w:b/>
-                <w:bCs/>
-                <w:color w:val="FF0000"/>
-                <w:sz w:val="28"/>
-                <w:szCs w:val="28"/>
-              </w:rPr>
-              <w:t>4</w:t>
-            </w:r>
-            <w:r>
-              <w:rPr>
-                <w:rFonts w:asciiTheme="minorHAnsi" w:hAnsiTheme="minorHAnsi" w:cstheme="minorHAnsi"/>
-                <w:b/>
-                <w:bCs/>
-                <w:color w:val="FF0000"/>
-                <w:sz w:val="28"/>
-                <w:szCs w:val="28"/>
-              </w:rPr>
-              <w:t>)</w:t>
+              <w:t>Ans.4)</w:t>
             </w:r>
           </w:p>
         </w:tc>
@@ -803,6 +823,16 @@
                 <w:szCs w:val="28"/>
               </w:rPr>
             </w:pPr>
+            <w:r>
+              <w:rPr>
+                <w:rFonts w:asciiTheme="minorHAnsi" w:hAnsiTheme="minorHAnsi" w:cstheme="minorHAnsi"/>
+                <w:b/>
+                <w:bCs/>
+                <w:sz w:val="28"/>
+                <w:szCs w:val="28"/>
+              </w:rPr>
+              <w:t>What are the characteristics of chi-square?</w:t>
+            </w:r>
           </w:p>
         </w:tc>
       </w:tr>
@@ -837,29 +867,7 @@
                 <w:sz w:val="28"/>
                 <w:szCs w:val="28"/>
               </w:rPr>
-              <w:t>Ans.</w:t>
-            </w:r>
-            <w:r>
-              <w:rPr>
-                <w:rFonts w:asciiTheme="minorHAnsi" w:hAnsiTheme="minorHAnsi" w:cstheme="minorHAnsi"/>
-                <w:b/>
-                <w:bCs/>
-                <w:color w:val="FF0000"/>
-                <w:sz w:val="28"/>
-                <w:szCs w:val="28"/>
-              </w:rPr>
-              <w:t>5</w:t>
-            </w:r>
-            <w:r>
-              <w:rPr>
-                <w:rFonts w:asciiTheme="minorHAnsi" w:hAnsiTheme="minorHAnsi" w:cstheme="minorHAnsi"/>
-                <w:b/>
-                <w:bCs/>
-                <w:color w:val="FF0000"/>
-                <w:sz w:val="28"/>
-                <w:szCs w:val="28"/>
-              </w:rPr>
-              <w:t>)</w:t>
+              <w:t>Ans.5)</w:t>
             </w:r>
           </w:p>
         </w:tc>
@@ -965,6 +973,38 @@
                 <w:szCs w:val="28"/>
               </w:rPr>
             </w:pPr>
+            <w:r>
+              <w:rPr>
+                <w:rFonts w:asciiTheme="minorHAnsi" w:hAnsiTheme="minorHAnsi" w:cstheme="minorHAnsi"/>
+                <w:b/>
+                <w:bCs/>
+                <w:sz w:val="28"/>
+                <w:szCs w:val="28"/>
+              </w:rPr>
+              <w:t xml:space="preserve">What do you mean by cluster </w:t>
+            </w:r>
+            <w:proofErr w:type="gramStart"/>
+            <w:r>
+              <w:rPr>
+                <w:rFonts w:asciiTheme="minorHAnsi" w:hAnsiTheme="minorHAnsi" w:cstheme="minorHAnsi"/>
+                <w:b/>
+                <w:bCs/>
+                <w:sz w:val="28"/>
+                <w:szCs w:val="28"/>
+              </w:rPr>
+              <w:t>analysis ?</w:t>
+            </w:r>
+            <w:proofErr w:type="gramEnd"/>
+            <w:r>
+              <w:rPr>
+                <w:rFonts w:asciiTheme="minorHAnsi" w:hAnsiTheme="minorHAnsi" w:cstheme="minorHAnsi"/>
+                <w:b/>
+                <w:bCs/>
+                <w:sz w:val="28"/>
+                <w:szCs w:val="28"/>
+              </w:rPr>
+              <w:t xml:space="preserve"> State its purpose.</w:t>
+            </w:r>
           </w:p>
         </w:tc>
       </w:tr>
@@ -998,29 +1038,7 @@
                 <w:sz w:val="28"/>
                 <w:szCs w:val="28"/>
               </w:rPr>
-              <w:t>Ans.</w:t>
-            </w:r>
-            <w:r>
-              <w:rPr>
-                <w:rFonts w:asciiTheme="minorHAnsi" w:hAnsiTheme="minorHAnsi" w:cstheme="minorHAnsi"/>
-                <w:b/>
-                <w:bCs/>
-                <w:color w:val="FF0000"/>
-                <w:sz w:val="28"/>
-                <w:szCs w:val="28"/>
-              </w:rPr>
-              <w:t>6</w:t>
-            </w:r>
-            <w:r>
-              <w:rPr>
-                <w:rFonts w:asciiTheme="minorHAnsi" w:hAnsiTheme="minorHAnsi" w:cstheme="minorHAnsi"/>
-                <w:b/>
-                <w:bCs/>
-                <w:color w:val="FF0000"/>
-                <w:sz w:val="28"/>
-                <w:szCs w:val="28"/>
-              </w:rPr>
-              <w:t>)</w:t>
+              <w:t>Ans.6)</w:t>
             </w:r>
           </w:p>
         </w:tc>
@@ -1128,6 +1146,46 @@
                 <w:szCs w:val="28"/>
               </w:rPr>
             </w:pPr>
+            <w:r>
+              <w:rPr>
+                <w:rFonts w:asciiTheme="minorHAnsi" w:hAnsiTheme="minorHAnsi" w:cstheme="minorHAnsi"/>
+                <w:b/>
+                <w:bCs/>
+                <w:sz w:val="28"/>
+                <w:szCs w:val="28"/>
+              </w:rPr>
+              <w:t xml:space="preserve">Differentiate between cluster analysis and </w:t>
+            </w:r>
+            <w:r>
+              <w:rPr>
+                <w:rFonts w:asciiTheme="minorHAnsi" w:hAnsiTheme="minorHAnsi" w:cstheme="minorHAnsi"/>
+                <w:b/>
+                <w:bCs/>
+                <w:sz w:val="28"/>
+                <w:szCs w:val="28"/>
+              </w:rPr>
+              <w:t>discriminant</w:t>
+            </w:r>
+            <w:r>
+              <w:rPr>
+                <w:rFonts w:asciiTheme="minorHAnsi" w:hAnsiTheme="minorHAnsi" w:cstheme="minorHAnsi"/>
+                <w:b/>
+                <w:bCs/>
+                <w:sz w:val="28"/>
+                <w:szCs w:val="28"/>
+              </w:rPr>
+              <w:t xml:space="preserve"> analysis</w:t>
+            </w:r>
+            <w:r>
+              <w:rPr>
+                <w:rFonts w:asciiTheme="minorHAnsi" w:hAnsiTheme="minorHAnsi" w:cstheme="minorHAnsi"/>
+                <w:b/>
+                <w:bCs/>
+                <w:sz w:val="28"/>
+                <w:szCs w:val="28"/>
+              </w:rPr>
+              <w:t>.</w:t>
+            </w:r>
           </w:p>
         </w:tc>
       </w:tr>
@@ -1162,29 +1220,7 @@
                 <w:sz w:val="28"/>
                 <w:szCs w:val="28"/>
               </w:rPr>
-              <w:t>Ans.</w:t>
-            </w:r>
-            <w:r>
-              <w:rPr>
-                <w:rFonts w:asciiTheme="minorHAnsi" w:hAnsiTheme="minorHAnsi" w:cstheme="minorHAnsi"/>
-                <w:b/>
-                <w:bCs/>
-                <w:color w:val="FF0000"/>
-                <w:sz w:val="28"/>
-                <w:szCs w:val="28"/>
-              </w:rPr>
-              <w:t>7</w:t>
-            </w:r>
-            <w:r>
-              <w:rPr>
-                <w:rFonts w:asciiTheme="minorHAnsi" w:hAnsiTheme="minorHAnsi" w:cstheme="minorHAnsi"/>
-                <w:b/>
-                <w:bCs/>
-                <w:color w:val="FF0000"/>
-                <w:sz w:val="28"/>
-                <w:szCs w:val="28"/>
-              </w:rPr>
-              <w:t>)</w:t>
+              <w:t>Ans.7)</w:t>
             </w:r>
           </w:p>
         </w:tc>
@@ -1290,6 +1326,16 @@
                 <w:szCs w:val="28"/>
               </w:rPr>
             </w:pPr>
+            <w:r>
+              <w:rPr>
+                <w:rFonts w:asciiTheme="minorHAnsi" w:hAnsiTheme="minorHAnsi" w:cstheme="minorHAnsi"/>
+                <w:b/>
+                <w:bCs/>
+                <w:sz w:val="28"/>
+                <w:szCs w:val="28"/>
+              </w:rPr>
+              <w:t>What are different types of data? Why there is need to standardize data?</w:t>
+            </w:r>
           </w:p>
         </w:tc>
       </w:tr>
@@ -1323,29 +1369,7 @@
                 <w:sz w:val="28"/>
                 <w:szCs w:val="28"/>
               </w:rPr>
-              <w:t>Ans.</w:t>
-            </w:r>
-            <w:r>
-              <w:rPr>
-                <w:rFonts w:asciiTheme="minorHAnsi" w:hAnsiTheme="minorHAnsi" w:cstheme="minorHAnsi"/>
-                <w:b/>
-                <w:bCs/>
-                <w:color w:val="FF0000"/>
-                <w:sz w:val="28"/>
-                <w:szCs w:val="28"/>
-              </w:rPr>
-              <w:t>8</w:t>
-            </w:r>
-            <w:r>
-              <w:rPr>
-                <w:rFonts w:asciiTheme="minorHAnsi" w:hAnsiTheme="minorHAnsi" w:cstheme="minorHAnsi"/>
-                <w:b/>
-                <w:bCs/>
-                <w:color w:val="FF0000"/>
-                <w:sz w:val="28"/>
-                <w:szCs w:val="28"/>
-              </w:rPr>
-              <w:t>)</w:t>
+              <w:t>Ans.8)</w:t>
             </w:r>
           </w:p>
         </w:tc>
@@ -1450,6 +1474,16 @@
                 <w:szCs w:val="28"/>
               </w:rPr>
             </w:pPr>
+            <w:r>
+              <w:rPr>
+                <w:rFonts w:asciiTheme="minorHAnsi" w:hAnsiTheme="minorHAnsi" w:cstheme="minorHAnsi"/>
+                <w:b/>
+                <w:bCs/>
+                <w:sz w:val="28"/>
+                <w:szCs w:val="28"/>
+              </w:rPr>
+              <w:t>Explain the effect of standardization using example.</w:t>
+            </w:r>
           </w:p>
         </w:tc>
       </w:tr>
@@ -1483,29 +1517,7 @@
                 <w:sz w:val="28"/>
                 <w:szCs w:val="28"/>
               </w:rPr>
-              <w:t>Ans.</w:t>
-            </w:r>
-            <w:r>
-              <w:rPr>
-                <w:rFonts w:asciiTheme="minorHAnsi" w:hAnsiTheme="minorHAnsi" w:cstheme="minorHAnsi"/>
-                <w:b/>
-                <w:bCs/>
-                <w:color w:val="FF0000"/>
-                <w:sz w:val="28"/>
-                <w:szCs w:val="28"/>
-              </w:rPr>
-              <w:t>9</w:t>
-            </w:r>
-            <w:r>
-              <w:rPr>
-                <w:rFonts w:asciiTheme="minorHAnsi" w:hAnsiTheme="minorHAnsi" w:cstheme="minorHAnsi"/>
-                <w:b/>
-                <w:bCs/>
-                <w:color w:val="FF0000"/>
-                <w:sz w:val="28"/>
-                <w:szCs w:val="28"/>
-              </w:rPr>
-              <w:t>)</w:t>
+              <w:t>Ans.9)</w:t>
             </w:r>
           </w:p>
         </w:tc>
@@ -1610,6 +1622,26 @@
                 <w:szCs w:val="28"/>
               </w:rPr>
             </w:pPr>
+            <w:r>
+              <w:rPr>
+                <w:rFonts w:asciiTheme="minorHAnsi" w:hAnsiTheme="minorHAnsi" w:cstheme="minorHAnsi"/>
+                <w:b/>
+                <w:bCs/>
+                <w:sz w:val="28"/>
+                <w:szCs w:val="28"/>
+              </w:rPr>
+              <w:t>Give the metrics for computation of distances between the objects</w:t>
+            </w:r>
+            <w:r>
+              <w:rPr>
+                <w:rFonts w:asciiTheme="minorHAnsi" w:hAnsiTheme="minorHAnsi" w:cstheme="minorHAnsi"/>
+                <w:b/>
+                <w:bCs/>
+                <w:sz w:val="28"/>
+                <w:szCs w:val="28"/>
+              </w:rPr>
+              <w:t>.</w:t>
+            </w:r>
           </w:p>
         </w:tc>
       </w:tr>
@@ -1643,29 +1675,7 @@
                 <w:sz w:val="28"/>
                 <w:szCs w:val="28"/>
               </w:rPr>
-              <w:t>Ans.</w:t>
-            </w:r>
-            <w:r>
-              <w:rPr>
-                <w:rFonts w:asciiTheme="minorHAnsi" w:hAnsiTheme="minorHAnsi" w:cstheme="minorHAnsi"/>
-                <w:b/>
-                <w:bCs/>
-                <w:color w:val="FF0000"/>
-                <w:sz w:val="28"/>
-                <w:szCs w:val="28"/>
-              </w:rPr>
-              <w:t>10</w:t>
-            </w:r>
-            <w:r>
-              <w:rPr>
-                <w:rFonts w:asciiTheme="minorHAnsi" w:hAnsiTheme="minorHAnsi" w:cstheme="minorHAnsi"/>
-                <w:b/>
-                <w:bCs/>
-                <w:color w:val="FF0000"/>
-                <w:sz w:val="28"/>
-                <w:szCs w:val="28"/>
-              </w:rPr>
-              <w:t>)</w:t>
+              <w:t>Ans.10)</w:t>
             </w:r>
           </w:p>
         </w:tc>
@@ -1737,6 +1747,7 @@
                 <w:rFonts w:asciiTheme="minorHAnsi" w:hAnsiTheme="minorHAnsi" w:cstheme="minorHAnsi"/>
                 <w:b/>
                 <w:bCs/>
+                <w:color w:val="FF0000"/>
                 <w:sz w:val="28"/>
                 <w:szCs w:val="28"/>
               </w:rPr>
@@ -1750,7 +1761,17 @@
                 <w:szCs w:val="28"/>
               </w:rPr>
               <w:lastRenderedPageBreak/>
-              <w:t>11</w:t>
+              <w:t>1</w:t>
+            </w:r>
+            <w:r>
+              <w:rPr>
+                <w:rFonts w:asciiTheme="minorHAnsi" w:hAnsiTheme="minorHAnsi" w:cstheme="minorHAnsi"/>
+                <w:b/>
+                <w:bCs/>
+                <w:sz w:val="28"/>
+                <w:szCs w:val="28"/>
+              </w:rPr>
+              <w:t>1</w:t>
             </w:r>
           </w:p>
         </w:tc>
@@ -1770,6 +1791,91 @@
                 <w:szCs w:val="28"/>
               </w:rPr>
             </w:pPr>
+            <w:r>
+              <w:rPr>
+                <w:rFonts w:asciiTheme="minorHAnsi" w:hAnsiTheme="minorHAnsi" w:cstheme="minorHAnsi"/>
+                <w:b/>
+                <w:bCs/>
+                <w:sz w:val="28"/>
+                <w:szCs w:val="28"/>
+              </w:rPr>
+              <w:t>Calculate</w:t>
+            </w:r>
+            <w:r>
+              <w:rPr>
+                <w:rFonts w:asciiTheme="minorHAnsi" w:hAnsiTheme="minorHAnsi" w:cstheme="minorHAnsi"/>
+                <w:b/>
+                <w:bCs/>
+                <w:sz w:val="28"/>
+                <w:szCs w:val="28"/>
+              </w:rPr>
+              <w:t xml:space="preserve"> the Euclidean distance and </w:t>
+            </w:r>
+            <w:r>
+              <w:rPr>
+                <w:rFonts w:asciiTheme="minorHAnsi" w:hAnsiTheme="minorHAnsi" w:cstheme="minorHAnsi"/>
+                <w:b/>
+                <w:bCs/>
+                <w:sz w:val="28"/>
+                <w:szCs w:val="28"/>
+              </w:rPr>
+              <w:t>Manhattan</w:t>
+            </w:r>
+            <w:r>
+              <w:rPr>
+                <w:rFonts w:asciiTheme="minorHAnsi" w:hAnsiTheme="minorHAnsi" w:cstheme="minorHAnsi"/>
+                <w:b/>
+                <w:bCs/>
+                <w:sz w:val="28"/>
+                <w:szCs w:val="28"/>
+              </w:rPr>
+              <w:t xml:space="preserve"> distance between points </w:t>
+            </w:r>
+          </w:p>
+          <w:p>
+            <w:pPr>
+              <w:pStyle w:val="TableParagraph"/>
+              <w:ind w:left="0"/>
+              <w:rPr>
+                <w:rFonts w:asciiTheme="minorHAnsi" w:hAnsiTheme="minorHAnsi" w:cstheme="minorHAnsi"/>
+                <w:b/>
+                <w:bCs/>
+                <w:sz w:val="28"/>
+                <w:szCs w:val="28"/>
+              </w:rPr>
+            </w:pPr>
+            <w:r>
+              <w:rPr>
+                <w:rFonts w:asciiTheme="minorHAnsi" w:hAnsiTheme="minorHAnsi" w:cstheme="minorHAnsi"/>
+                <w:b/>
+                <w:bCs/>
+                <w:sz w:val="28"/>
+                <w:szCs w:val="28"/>
+              </w:rPr>
+              <w:t>(</w:t>
+            </w:r>
+            <w:proofErr w:type="gramStart"/>
+            <w:r>
+              <w:rPr>
+                <w:rFonts w:asciiTheme="minorHAnsi" w:hAnsiTheme="minorHAnsi" w:cstheme="minorHAnsi"/>
+                <w:b/>
+                <w:bCs/>
+                <w:sz w:val="28"/>
+                <w:szCs w:val="28"/>
+              </w:rPr>
+              <w:t>2,-</w:t>
+            </w:r>
+            <w:proofErr w:type="gramEnd"/>
+            <w:r>
+              <w:rPr>
+                <w:rFonts w:asciiTheme="minorHAnsi" w:hAnsiTheme="minorHAnsi" w:cstheme="minorHAnsi"/>
+                <w:b/>
+                <w:bCs/>
+                <w:sz w:val="28"/>
+                <w:szCs w:val="28"/>
+              </w:rPr>
+              <w:t>1) and (-2,2)</w:t>
+            </w:r>
           </w:p>
         </w:tc>
       </w:tr>
@@ -1790,21 +1896,11 @@
                 <w:rFonts w:asciiTheme="minorHAnsi" w:hAnsiTheme="minorHAnsi" w:cstheme="minorHAnsi"/>
                 <w:b/>
                 <w:bCs/>
-                <w:sz w:val="28"/>
-                <w:szCs w:val="28"/>
-              </w:rPr>
-            </w:pPr>
-            <w:r>
-              <w:rPr>
-                <w:rFonts w:asciiTheme="minorHAnsi" w:hAnsiTheme="minorHAnsi" w:cstheme="minorHAnsi"/>
-                <w:b/>
-                <w:bCs/>
                 <w:color w:val="FF0000"/>
                 <w:sz w:val="28"/>
                 <w:szCs w:val="28"/>
               </w:rPr>
-              <w:t>Ans.</w:t>
-            </w:r>
+            </w:pPr>
             <w:r>
               <w:rPr>
                 <w:rFonts w:asciiTheme="minorHAnsi" w:hAnsiTheme="minorHAnsi" w:cstheme="minorHAnsi"/>
@@ -1814,7 +1910,18 @@
                 <w:sz w:val="28"/>
                 <w:szCs w:val="28"/>
               </w:rPr>
-              <w:t>11</w:t>
+              <w:t>Ans.1</w:t>
+            </w:r>
+            <w:r>
+              <w:rPr>
+                <w:rFonts w:asciiTheme="minorHAnsi" w:hAnsiTheme="minorHAnsi" w:cstheme="minorHAnsi"/>
+                <w:b/>
+                <w:bCs/>
+                <w:color w:val="FF0000"/>
+                <w:sz w:val="28"/>
+                <w:szCs w:val="28"/>
+              </w:rPr>
+              <w:t>1</w:t>
             </w:r>
             <w:r>
               <w:rPr>
@@ -1848,1109 +1955,11 @@
     </w:tbl>
     <w:p>
       <w:pPr>
-        <w:pStyle w:val="TableParagraph"/>
-        <w:ind w:left="1"/>
-        <w:jc w:val="center"/>
         <w:rPr>
-          <w:b/>
-          <w:bCs/>
-          <w:sz w:val="28"/>
-          <w:szCs w:val="28"/>
+          <w:rFonts w:asciiTheme="minorHAnsi" w:hAnsiTheme="minorHAnsi" w:cstheme="minorHAnsi"/>
         </w:rPr>
-        <w:sectPr>
-          <w:pgSz w:w="11913" w:h="10773"/>
-          <w:pgMar w:top="142" w:right="573" w:bottom="278" w:left="697" w:header="720" w:footer="720" w:gutter="0"/>
-          <w:cols w:space="720"/>
-        </w:sectPr>
       </w:pPr>
     </w:p>
-    <w:tbl>
-      <w:tblPr>
-        <w:tblW w:w="11340" w:type="dxa"/>
-        <w:tblInd w:w="-562" w:type="dxa"/>
-        <w:tblLayout w:type="fixed"/>
-        <w:tblCellMar>
-          <w:left w:w="0" w:type="dxa"/>
-          <w:right w:w="0" w:type="dxa"/>
-        </w:tblCellMar>
-        <w:tblLook w:val="01E0" w:firstRow="1" w:lastRow="1" w:firstColumn="1" w:lastColumn="1" w:noHBand="0" w:noVBand="0"/>
-      </w:tblPr>
-      <w:tblGrid>
-        <w:gridCol w:w="993"/>
-        <w:gridCol w:w="10347"/>
-      </w:tblGrid>
-      <w:tr>
-        <w:trPr>
-          <w:trHeight w:val="20"/>
-        </w:trPr>
-        <w:tc>
-          <w:tcPr>
-            <w:tcW w:w="993" w:type="dxa"/>
-          </w:tcPr>
-          <w:p>
-            <w:pPr>
-              <w:pStyle w:val="TableParagraph"/>
-              <w:ind w:left="1"/>
-              <w:jc w:val="center"/>
-              <w:rPr>
-                <w:rFonts w:asciiTheme="minorHAnsi" w:hAnsiTheme="minorHAnsi" w:cstheme="minorHAnsi"/>
-                <w:b/>
-                <w:bCs/>
-                <w:color w:val="FF0000"/>
-                <w:sz w:val="28"/>
-                <w:szCs w:val="28"/>
-              </w:rPr>
-            </w:pPr>
-            <w:r>
-              <w:rPr>
-                <w:b/>
-                <w:bCs/>
-                <w:sz w:val="28"/>
-                <w:szCs w:val="28"/>
-              </w:rPr>
-              <w:lastRenderedPageBreak/>
-              <w:t>12</w:t>
-            </w:r>
-          </w:p>
-        </w:tc>
-        <w:tc>
-          <w:tcPr>
-            <w:tcW w:w="10347" w:type="dxa"/>
-          </w:tcPr>
-          <w:p>
-            <w:pPr>
-              <w:pStyle w:val="TableParagraph"/>
-              <w:rPr>
-                <w:rFonts w:asciiTheme="minorHAnsi" w:hAnsiTheme="minorHAnsi" w:cstheme="minorHAnsi"/>
-                <w:sz w:val="28"/>
-                <w:szCs w:val="28"/>
-              </w:rPr>
-            </w:pPr>
-          </w:p>
-        </w:tc>
-      </w:tr>
-      <w:tr>
-        <w:trPr>
-          <w:trHeight w:val="20"/>
-        </w:trPr>
-        <w:tc>
-          <w:tcPr>
-            <w:tcW w:w="993" w:type="dxa"/>
-          </w:tcPr>
-          <w:p>
-            <w:pPr>
-              <w:pStyle w:val="TableParagraph"/>
-              <w:ind w:left="1"/>
-              <w:jc w:val="center"/>
-              <w:rPr>
-                <w:rFonts w:asciiTheme="minorHAnsi" w:hAnsiTheme="minorHAnsi" w:cstheme="minorHAnsi"/>
-                <w:b/>
-                <w:bCs/>
-                <w:color w:val="FF0000"/>
-                <w:sz w:val="28"/>
-                <w:szCs w:val="28"/>
-              </w:rPr>
-            </w:pPr>
-            <w:r>
-              <w:rPr>
-                <w:rFonts w:asciiTheme="minorHAnsi" w:hAnsiTheme="minorHAnsi" w:cstheme="minorHAnsi"/>
-                <w:b/>
-                <w:bCs/>
-                <w:color w:val="FF0000"/>
-                <w:sz w:val="28"/>
-                <w:szCs w:val="28"/>
-              </w:rPr>
-              <w:t>Ans.</w:t>
-            </w:r>
-            <w:r>
-              <w:rPr>
-                <w:rFonts w:asciiTheme="minorHAnsi" w:hAnsiTheme="minorHAnsi" w:cstheme="minorHAnsi"/>
-                <w:b/>
-                <w:bCs/>
-                <w:color w:val="FF0000"/>
-                <w:sz w:val="28"/>
-                <w:szCs w:val="28"/>
-              </w:rPr>
-              <w:t>12</w:t>
-            </w:r>
-            <w:r>
-              <w:rPr>
-                <w:rFonts w:asciiTheme="minorHAnsi" w:hAnsiTheme="minorHAnsi" w:cstheme="minorHAnsi"/>
-                <w:b/>
-                <w:bCs/>
-                <w:color w:val="FF0000"/>
-                <w:sz w:val="28"/>
-                <w:szCs w:val="28"/>
-              </w:rPr>
-              <w:t>)</w:t>
-            </w:r>
-          </w:p>
-        </w:tc>
-        <w:tc>
-          <w:tcPr>
-            <w:tcW w:w="10347" w:type="dxa"/>
-          </w:tcPr>
-          <w:p>
-            <w:pPr>
-              <w:pStyle w:val="TableParagraph"/>
-              <w:rPr>
-                <w:rFonts w:asciiTheme="minorHAnsi" w:hAnsiTheme="minorHAnsi" w:cstheme="minorHAnsi"/>
-                <w:sz w:val="28"/>
-                <w:szCs w:val="28"/>
-              </w:rPr>
-            </w:pPr>
-          </w:p>
-        </w:tc>
-      </w:tr>
-    </w:tbl>
-    <w:p>
-      <w:pPr>
-        <w:pStyle w:val="TableParagraph"/>
-        <w:ind w:left="1"/>
-        <w:jc w:val="center"/>
-        <w:rPr>
-          <w:sz w:val="28"/>
-          <w:szCs w:val="28"/>
-        </w:rPr>
-        <w:sectPr>
-          <w:pgSz w:w="11913" w:h="20412"/>
-          <w:pgMar w:top="142" w:right="573" w:bottom="278" w:left="697" w:header="720" w:footer="720" w:gutter="0"/>
-          <w:cols w:space="720"/>
-        </w:sectPr>
-      </w:pPr>
-    </w:p>
-    <w:tbl>
-      <w:tblPr>
-        <w:tblW w:w="11340" w:type="dxa"/>
-        <w:tblInd w:w="-562" w:type="dxa"/>
-        <w:tblLayout w:type="fixed"/>
-        <w:tblCellMar>
-          <w:left w:w="0" w:type="dxa"/>
-          <w:right w:w="0" w:type="dxa"/>
-        </w:tblCellMar>
-        <w:tblLook w:val="01E0" w:firstRow="1" w:lastRow="1" w:firstColumn="1" w:lastColumn="1" w:noHBand="0" w:noVBand="0"/>
-      </w:tblPr>
-      <w:tblGrid>
-        <w:gridCol w:w="993"/>
-        <w:gridCol w:w="10347"/>
-      </w:tblGrid>
-      <w:tr>
-        <w:trPr>
-          <w:trHeight w:val="20"/>
-        </w:trPr>
-        <w:tc>
-          <w:tcPr>
-            <w:tcW w:w="993" w:type="dxa"/>
-          </w:tcPr>
-          <w:p>
-            <w:pPr>
-              <w:pStyle w:val="TableParagraph"/>
-              <w:ind w:left="1"/>
-              <w:jc w:val="center"/>
-              <w:rPr>
-                <w:rFonts w:asciiTheme="minorHAnsi" w:hAnsiTheme="minorHAnsi" w:cstheme="minorHAnsi"/>
-                <w:b/>
-                <w:bCs/>
-                <w:color w:val="FF0000"/>
-                <w:sz w:val="28"/>
-                <w:szCs w:val="28"/>
-              </w:rPr>
-            </w:pPr>
-            <w:r>
-              <w:rPr>
-                <w:b/>
-                <w:bCs/>
-                <w:sz w:val="28"/>
-                <w:szCs w:val="28"/>
-              </w:rPr>
-              <w:lastRenderedPageBreak/>
-              <w:t>13</w:t>
-            </w:r>
-          </w:p>
-        </w:tc>
-        <w:tc>
-          <w:tcPr>
-            <w:tcW w:w="10347" w:type="dxa"/>
-          </w:tcPr>
-          <w:p>
-            <w:pPr>
-              <w:pStyle w:val="TableParagraph"/>
-              <w:rPr>
-                <w:rFonts w:asciiTheme="minorHAnsi" w:hAnsiTheme="minorHAnsi" w:cstheme="minorHAnsi"/>
-                <w:b/>
-                <w:bCs/>
-                <w:sz w:val="28"/>
-                <w:szCs w:val="28"/>
-              </w:rPr>
-            </w:pPr>
-          </w:p>
-        </w:tc>
-      </w:tr>
-      <w:tr>
-        <w:trPr>
-          <w:trHeight w:val="20"/>
-        </w:trPr>
-        <w:tc>
-          <w:tcPr>
-            <w:tcW w:w="993" w:type="dxa"/>
-          </w:tcPr>
-          <w:p>
-            <w:pPr>
-              <w:pStyle w:val="TableParagraph"/>
-              <w:ind w:left="1"/>
-              <w:jc w:val="center"/>
-              <w:rPr>
-                <w:rFonts w:asciiTheme="minorHAnsi" w:hAnsiTheme="minorHAnsi" w:cstheme="minorHAnsi"/>
-                <w:b/>
-                <w:bCs/>
-                <w:color w:val="FF0000"/>
-                <w:sz w:val="28"/>
-                <w:szCs w:val="28"/>
-              </w:rPr>
-            </w:pPr>
-            <w:r>
-              <w:rPr>
-                <w:rFonts w:asciiTheme="minorHAnsi" w:hAnsiTheme="minorHAnsi" w:cstheme="minorHAnsi"/>
-                <w:b/>
-                <w:bCs/>
-                <w:color w:val="FF0000"/>
-                <w:sz w:val="28"/>
-                <w:szCs w:val="28"/>
-              </w:rPr>
-              <w:t>Ans.13)</w:t>
-            </w:r>
-          </w:p>
-        </w:tc>
-        <w:tc>
-          <w:tcPr>
-            <w:tcW w:w="10347" w:type="dxa"/>
-          </w:tcPr>
-          <w:p>
-            <w:pPr>
-              <w:pStyle w:val="TableParagraph"/>
-              <w:rPr>
-                <w:rFonts w:asciiTheme="minorHAnsi" w:hAnsiTheme="minorHAnsi" w:cstheme="minorHAnsi"/>
-                <w:sz w:val="28"/>
-                <w:szCs w:val="28"/>
-              </w:rPr>
-            </w:pPr>
-          </w:p>
-        </w:tc>
-      </w:tr>
-    </w:tbl>
-    <w:p>
-      <w:pPr>
-        <w:pStyle w:val="TableParagraph"/>
-        <w:ind w:left="1"/>
-        <w:jc w:val="center"/>
-        <w:rPr>
-          <w:sz w:val="28"/>
-          <w:szCs w:val="28"/>
-        </w:rPr>
-        <w:sectPr>
-          <w:pgSz w:w="11913" w:h="8789"/>
-          <w:pgMar w:top="142" w:right="573" w:bottom="278" w:left="697" w:header="720" w:footer="720" w:gutter="0"/>
-          <w:cols w:space="720"/>
-        </w:sectPr>
-      </w:pPr>
-    </w:p>
-    <w:tbl>
-      <w:tblPr>
-        <w:tblW w:w="11340" w:type="dxa"/>
-        <w:tblInd w:w="-562" w:type="dxa"/>
-        <w:tblLayout w:type="fixed"/>
-        <w:tblCellMar>
-          <w:left w:w="0" w:type="dxa"/>
-          <w:right w:w="0" w:type="dxa"/>
-        </w:tblCellMar>
-        <w:tblLook w:val="01E0" w:firstRow="1" w:lastRow="1" w:firstColumn="1" w:lastColumn="1" w:noHBand="0" w:noVBand="0"/>
-      </w:tblPr>
-      <w:tblGrid>
-        <w:gridCol w:w="993"/>
-        <w:gridCol w:w="10347"/>
-      </w:tblGrid>
-      <w:tr>
-        <w:trPr>
-          <w:trHeight w:val="20"/>
-        </w:trPr>
-        <w:tc>
-          <w:tcPr>
-            <w:tcW w:w="993" w:type="dxa"/>
-          </w:tcPr>
-          <w:p>
-            <w:pPr>
-              <w:pStyle w:val="TableParagraph"/>
-              <w:ind w:left="1"/>
-              <w:jc w:val="center"/>
-              <w:rPr>
-                <w:rFonts w:asciiTheme="minorHAnsi" w:hAnsiTheme="minorHAnsi" w:cstheme="minorHAnsi"/>
-                <w:b/>
-                <w:bCs/>
-                <w:color w:val="FF0000"/>
-                <w:sz w:val="28"/>
-                <w:szCs w:val="28"/>
-              </w:rPr>
-            </w:pPr>
-            <w:r>
-              <w:rPr>
-                <w:b/>
-                <w:bCs/>
-                <w:sz w:val="28"/>
-                <w:szCs w:val="28"/>
-              </w:rPr>
-              <w:lastRenderedPageBreak/>
-              <w:t>14</w:t>
-            </w:r>
-          </w:p>
-        </w:tc>
-        <w:tc>
-          <w:tcPr>
-            <w:tcW w:w="10347" w:type="dxa"/>
-          </w:tcPr>
-          <w:p>
-            <w:pPr>
-              <w:pStyle w:val="TableParagraph"/>
-              <w:rPr>
-                <w:rFonts w:asciiTheme="minorHAnsi" w:hAnsiTheme="minorHAnsi" w:cstheme="minorHAnsi"/>
-                <w:b/>
-                <w:bCs/>
-                <w:sz w:val="28"/>
-                <w:szCs w:val="28"/>
-              </w:rPr>
-            </w:pPr>
-          </w:p>
-        </w:tc>
-      </w:tr>
-      <w:tr>
-        <w:trPr>
-          <w:trHeight w:val="20"/>
-        </w:trPr>
-        <w:tc>
-          <w:tcPr>
-            <w:tcW w:w="993" w:type="dxa"/>
-          </w:tcPr>
-          <w:p>
-            <w:pPr>
-              <w:pStyle w:val="TableParagraph"/>
-              <w:ind w:left="1"/>
-              <w:jc w:val="center"/>
-              <w:rPr>
-                <w:rFonts w:asciiTheme="minorHAnsi" w:hAnsiTheme="minorHAnsi" w:cstheme="minorHAnsi"/>
-                <w:b/>
-                <w:bCs/>
-                <w:color w:val="FF0000"/>
-                <w:sz w:val="28"/>
-                <w:szCs w:val="28"/>
-              </w:rPr>
-            </w:pPr>
-            <w:r>
-              <w:rPr>
-                <w:rFonts w:asciiTheme="minorHAnsi" w:hAnsiTheme="minorHAnsi" w:cstheme="minorHAnsi"/>
-                <w:b/>
-                <w:bCs/>
-                <w:color w:val="FF0000"/>
-                <w:sz w:val="28"/>
-                <w:szCs w:val="28"/>
-              </w:rPr>
-              <w:t>Ans.14)</w:t>
-            </w:r>
-          </w:p>
-        </w:tc>
-        <w:tc>
-          <w:tcPr>
-            <w:tcW w:w="10347" w:type="dxa"/>
-          </w:tcPr>
-          <w:p>
-            <w:pPr>
-              <w:pStyle w:val="TableParagraph"/>
-              <w:rPr>
-                <w:rFonts w:asciiTheme="minorHAnsi" w:hAnsiTheme="minorHAnsi" w:cstheme="minorHAnsi"/>
-                <w:sz w:val="28"/>
-                <w:szCs w:val="28"/>
-              </w:rPr>
-            </w:pPr>
-          </w:p>
-        </w:tc>
-      </w:tr>
-    </w:tbl>
-    <w:p>
-      <w:pPr>
-        <w:pStyle w:val="TableParagraph"/>
-        <w:ind w:left="1"/>
-        <w:jc w:val="center"/>
-        <w:rPr>
-          <w:sz w:val="28"/>
-          <w:szCs w:val="28"/>
-        </w:rPr>
-        <w:sectPr>
-          <w:pgSz w:w="11913" w:h="10206"/>
-          <w:pgMar w:top="142" w:right="573" w:bottom="278" w:left="697" w:header="720" w:footer="720" w:gutter="0"/>
-          <w:cols w:space="720"/>
-        </w:sectPr>
-      </w:pPr>
-    </w:p>
-    <w:tbl>
-      <w:tblPr>
-        <w:tblW w:w="11340" w:type="dxa"/>
-        <w:tblInd w:w="-562" w:type="dxa"/>
-        <w:tblLayout w:type="fixed"/>
-        <w:tblCellMar>
-          <w:left w:w="0" w:type="dxa"/>
-          <w:right w:w="0" w:type="dxa"/>
-        </w:tblCellMar>
-        <w:tblLook w:val="01E0" w:firstRow="1" w:lastRow="1" w:firstColumn="1" w:lastColumn="1" w:noHBand="0" w:noVBand="0"/>
-      </w:tblPr>
-      <w:tblGrid>
-        <w:gridCol w:w="993"/>
-        <w:gridCol w:w="10347"/>
-      </w:tblGrid>
-      <w:tr>
-        <w:trPr>
-          <w:trHeight w:val="20"/>
-        </w:trPr>
-        <w:tc>
-          <w:tcPr>
-            <w:tcW w:w="993" w:type="dxa"/>
-          </w:tcPr>
-          <w:p>
-            <w:pPr>
-              <w:pStyle w:val="TableParagraph"/>
-              <w:ind w:left="1"/>
-              <w:jc w:val="center"/>
-              <w:rPr>
-                <w:rFonts w:asciiTheme="minorHAnsi" w:hAnsiTheme="minorHAnsi" w:cstheme="minorHAnsi"/>
-                <w:b/>
-                <w:bCs/>
-                <w:color w:val="FF0000"/>
-                <w:sz w:val="28"/>
-                <w:szCs w:val="28"/>
-              </w:rPr>
-            </w:pPr>
-            <w:r>
-              <w:rPr>
-                <w:b/>
-                <w:bCs/>
-                <w:sz w:val="28"/>
-                <w:szCs w:val="28"/>
-              </w:rPr>
-              <w:lastRenderedPageBreak/>
-              <w:t>15</w:t>
-            </w:r>
-          </w:p>
-        </w:tc>
-        <w:tc>
-          <w:tcPr>
-            <w:tcW w:w="10347" w:type="dxa"/>
-          </w:tcPr>
-          <w:p>
-            <w:pPr>
-              <w:pStyle w:val="TableParagraph"/>
-              <w:rPr>
-                <w:rFonts w:asciiTheme="minorHAnsi" w:hAnsiTheme="minorHAnsi" w:cstheme="minorHAnsi"/>
-                <w:b/>
-                <w:bCs/>
-                <w:sz w:val="28"/>
-                <w:szCs w:val="28"/>
-              </w:rPr>
-            </w:pPr>
-          </w:p>
-        </w:tc>
-      </w:tr>
-      <w:tr>
-        <w:trPr>
-          <w:trHeight w:val="20"/>
-        </w:trPr>
-        <w:tc>
-          <w:tcPr>
-            <w:tcW w:w="993" w:type="dxa"/>
-          </w:tcPr>
-          <w:p>
-            <w:pPr>
-              <w:pStyle w:val="TableParagraph"/>
-              <w:ind w:left="1"/>
-              <w:jc w:val="center"/>
-              <w:rPr>
-                <w:rFonts w:asciiTheme="minorHAnsi" w:hAnsiTheme="minorHAnsi" w:cstheme="minorHAnsi"/>
-                <w:b/>
-                <w:bCs/>
-                <w:color w:val="FF0000"/>
-                <w:sz w:val="28"/>
-                <w:szCs w:val="28"/>
-              </w:rPr>
-            </w:pPr>
-            <w:r>
-              <w:rPr>
-                <w:rFonts w:asciiTheme="minorHAnsi" w:hAnsiTheme="minorHAnsi" w:cstheme="minorHAnsi"/>
-                <w:b/>
-                <w:bCs/>
-                <w:color w:val="FF0000"/>
-                <w:sz w:val="28"/>
-                <w:szCs w:val="28"/>
-              </w:rPr>
-              <w:t>Ans.15)</w:t>
-            </w:r>
-          </w:p>
-        </w:tc>
-        <w:tc>
-          <w:tcPr>
-            <w:tcW w:w="10347" w:type="dxa"/>
-          </w:tcPr>
-          <w:p>
-            <w:pPr>
-              <w:pStyle w:val="TableParagraph"/>
-              <w:rPr>
-                <w:rFonts w:asciiTheme="minorHAnsi" w:hAnsiTheme="minorHAnsi" w:cstheme="minorHAnsi"/>
-                <w:sz w:val="28"/>
-                <w:szCs w:val="28"/>
-              </w:rPr>
-            </w:pPr>
-          </w:p>
-        </w:tc>
-      </w:tr>
-    </w:tbl>
-    <w:p>
-      <w:pPr>
-        <w:pStyle w:val="TableParagraph"/>
-        <w:ind w:left="1"/>
-        <w:jc w:val="center"/>
-        <w:rPr>
-          <w:b/>
-          <w:bCs/>
-          <w:sz w:val="28"/>
-          <w:szCs w:val="28"/>
-        </w:rPr>
-        <w:sectPr>
-          <w:pgSz w:w="11913" w:h="10773"/>
-          <w:pgMar w:top="142" w:right="573" w:bottom="278" w:left="697" w:header="720" w:footer="720" w:gutter="0"/>
-          <w:cols w:space="720"/>
-        </w:sectPr>
-      </w:pPr>
-    </w:p>
-    <w:tbl>
-      <w:tblPr>
-        <w:tblW w:w="11340" w:type="dxa"/>
-        <w:tblInd w:w="-562" w:type="dxa"/>
-        <w:tblLayout w:type="fixed"/>
-        <w:tblCellMar>
-          <w:left w:w="0" w:type="dxa"/>
-          <w:right w:w="0" w:type="dxa"/>
-        </w:tblCellMar>
-        <w:tblLook w:val="01E0" w:firstRow="1" w:lastRow="1" w:firstColumn="1" w:lastColumn="1" w:noHBand="0" w:noVBand="0"/>
-      </w:tblPr>
-      <w:tblGrid>
-        <w:gridCol w:w="993"/>
-        <w:gridCol w:w="10347"/>
-      </w:tblGrid>
-      <w:tr>
-        <w:trPr>
-          <w:trHeight w:val="20"/>
-        </w:trPr>
-        <w:tc>
-          <w:tcPr>
-            <w:tcW w:w="993" w:type="dxa"/>
-          </w:tcPr>
-          <w:p>
-            <w:pPr>
-              <w:pStyle w:val="TableParagraph"/>
-              <w:ind w:left="1"/>
-              <w:jc w:val="center"/>
-              <w:rPr>
-                <w:rFonts w:asciiTheme="minorHAnsi" w:hAnsiTheme="minorHAnsi" w:cstheme="minorHAnsi"/>
-                <w:b/>
-                <w:bCs/>
-                <w:color w:val="FF0000"/>
-                <w:sz w:val="28"/>
-                <w:szCs w:val="28"/>
-              </w:rPr>
-            </w:pPr>
-            <w:r>
-              <w:rPr>
-                <w:b/>
-                <w:bCs/>
-                <w:sz w:val="28"/>
-                <w:szCs w:val="28"/>
-              </w:rPr>
-              <w:lastRenderedPageBreak/>
-              <w:t>16</w:t>
-            </w:r>
-          </w:p>
-        </w:tc>
-        <w:tc>
-          <w:tcPr>
-            <w:tcW w:w="10347" w:type="dxa"/>
-          </w:tcPr>
-          <w:p>
-            <w:pPr>
-              <w:pStyle w:val="TableParagraph"/>
-              <w:rPr>
-                <w:rFonts w:asciiTheme="minorHAnsi" w:hAnsiTheme="minorHAnsi" w:cstheme="minorHAnsi"/>
-                <w:b/>
-                <w:bCs/>
-                <w:sz w:val="28"/>
-                <w:szCs w:val="28"/>
-              </w:rPr>
-            </w:pPr>
-          </w:p>
-        </w:tc>
-      </w:tr>
-      <w:tr>
-        <w:trPr>
-          <w:trHeight w:val="20"/>
-        </w:trPr>
-        <w:tc>
-          <w:tcPr>
-            <w:tcW w:w="993" w:type="dxa"/>
-          </w:tcPr>
-          <w:p>
-            <w:pPr>
-              <w:pStyle w:val="TableParagraph"/>
-              <w:ind w:left="1"/>
-              <w:jc w:val="center"/>
-              <w:rPr>
-                <w:rFonts w:asciiTheme="minorHAnsi" w:hAnsiTheme="minorHAnsi" w:cstheme="minorHAnsi"/>
-                <w:b/>
-                <w:bCs/>
-                <w:color w:val="FF0000"/>
-                <w:sz w:val="28"/>
-                <w:szCs w:val="28"/>
-              </w:rPr>
-            </w:pPr>
-            <w:r>
-              <w:rPr>
-                <w:rFonts w:asciiTheme="minorHAnsi" w:hAnsiTheme="minorHAnsi" w:cstheme="minorHAnsi"/>
-                <w:b/>
-                <w:bCs/>
-                <w:color w:val="FF0000"/>
-                <w:sz w:val="28"/>
-                <w:szCs w:val="28"/>
-              </w:rPr>
-              <w:t>Ans.16)</w:t>
-            </w:r>
-          </w:p>
-        </w:tc>
-        <w:tc>
-          <w:tcPr>
-            <w:tcW w:w="10347" w:type="dxa"/>
-          </w:tcPr>
-          <w:p>
-            <w:pPr>
-              <w:pStyle w:val="TableParagraph"/>
-              <w:rPr>
-                <w:rFonts w:asciiTheme="minorHAnsi" w:hAnsiTheme="minorHAnsi" w:cstheme="minorHAnsi"/>
-                <w:sz w:val="28"/>
-                <w:szCs w:val="28"/>
-              </w:rPr>
-            </w:pPr>
-          </w:p>
-        </w:tc>
-      </w:tr>
-    </w:tbl>
-    <w:p>
-      <w:pPr>
-        <w:pStyle w:val="TableParagraph"/>
-        <w:ind w:left="1"/>
-        <w:jc w:val="center"/>
-        <w:rPr>
-          <w:sz w:val="28"/>
-          <w:szCs w:val="28"/>
-        </w:rPr>
-        <w:sectPr>
-          <w:pgSz w:w="11913" w:h="11340"/>
-          <w:pgMar w:top="142" w:right="573" w:bottom="0" w:left="697" w:header="720" w:footer="720" w:gutter="0"/>
-          <w:cols w:space="720"/>
-        </w:sectPr>
-      </w:pPr>
-    </w:p>
-    <w:tbl>
-      <w:tblPr>
-        <w:tblW w:w="11340" w:type="dxa"/>
-        <w:tblInd w:w="-562" w:type="dxa"/>
-        <w:tblLayout w:type="fixed"/>
-        <w:tblCellMar>
-          <w:left w:w="0" w:type="dxa"/>
-          <w:right w:w="0" w:type="dxa"/>
-        </w:tblCellMar>
-        <w:tblLook w:val="01E0" w:firstRow="1" w:lastRow="1" w:firstColumn="1" w:lastColumn="1" w:noHBand="0" w:noVBand="0"/>
-      </w:tblPr>
-      <w:tblGrid>
-        <w:gridCol w:w="993"/>
-        <w:gridCol w:w="10347"/>
-      </w:tblGrid>
-      <w:tr>
-        <w:trPr>
-          <w:trHeight w:val="20"/>
-        </w:trPr>
-        <w:tc>
-          <w:tcPr>
-            <w:tcW w:w="993" w:type="dxa"/>
-          </w:tcPr>
-          <w:p>
-            <w:pPr>
-              <w:pStyle w:val="TableParagraph"/>
-              <w:ind w:left="1"/>
-              <w:jc w:val="center"/>
-              <w:rPr>
-                <w:rFonts w:asciiTheme="minorHAnsi" w:hAnsiTheme="minorHAnsi" w:cstheme="minorHAnsi"/>
-                <w:b/>
-                <w:bCs/>
-                <w:color w:val="FF0000"/>
-                <w:sz w:val="28"/>
-                <w:szCs w:val="28"/>
-              </w:rPr>
-            </w:pPr>
-            <w:r>
-              <w:rPr>
-                <w:b/>
-                <w:bCs/>
-                <w:sz w:val="28"/>
-                <w:szCs w:val="28"/>
-              </w:rPr>
-              <w:lastRenderedPageBreak/>
-              <w:t>17</w:t>
-            </w:r>
-          </w:p>
-        </w:tc>
-        <w:tc>
-          <w:tcPr>
-            <w:tcW w:w="10347" w:type="dxa"/>
-          </w:tcPr>
-          <w:p>
-            <w:pPr>
-              <w:pStyle w:val="TableParagraph"/>
-              <w:rPr>
-                <w:rFonts w:asciiTheme="minorHAnsi" w:hAnsiTheme="minorHAnsi" w:cstheme="minorHAnsi"/>
-                <w:b/>
-                <w:bCs/>
-                <w:sz w:val="28"/>
-                <w:szCs w:val="28"/>
-              </w:rPr>
-            </w:pPr>
-          </w:p>
-        </w:tc>
-      </w:tr>
-      <w:tr>
-        <w:trPr>
-          <w:trHeight w:val="20"/>
-        </w:trPr>
-        <w:tc>
-          <w:tcPr>
-            <w:tcW w:w="993" w:type="dxa"/>
-          </w:tcPr>
-          <w:p>
-            <w:pPr>
-              <w:pStyle w:val="TableParagraph"/>
-              <w:ind w:left="1"/>
-              <w:jc w:val="center"/>
-              <w:rPr>
-                <w:rFonts w:asciiTheme="minorHAnsi" w:hAnsiTheme="minorHAnsi" w:cstheme="minorHAnsi"/>
-                <w:b/>
-                <w:bCs/>
-                <w:color w:val="FF0000"/>
-                <w:sz w:val="28"/>
-                <w:szCs w:val="28"/>
-              </w:rPr>
-            </w:pPr>
-            <w:r>
-              <w:rPr>
-                <w:rFonts w:asciiTheme="minorHAnsi" w:hAnsiTheme="minorHAnsi" w:cstheme="minorHAnsi"/>
-                <w:b/>
-                <w:bCs/>
-                <w:color w:val="FF0000"/>
-                <w:sz w:val="28"/>
-                <w:szCs w:val="28"/>
-              </w:rPr>
-              <w:t>Ans.17)</w:t>
-            </w:r>
-          </w:p>
-        </w:tc>
-        <w:tc>
-          <w:tcPr>
-            <w:tcW w:w="10347" w:type="dxa"/>
-          </w:tcPr>
-          <w:p>
-            <w:pPr>
-              <w:pStyle w:val="TableParagraph"/>
-              <w:rPr>
-                <w:rFonts w:asciiTheme="minorHAnsi" w:hAnsiTheme="minorHAnsi" w:cstheme="minorHAnsi"/>
-                <w:sz w:val="28"/>
-                <w:szCs w:val="28"/>
-              </w:rPr>
-            </w:pPr>
-          </w:p>
-        </w:tc>
-      </w:tr>
-    </w:tbl>
-    <w:p>
-      <w:pPr>
-        <w:pStyle w:val="TableParagraph"/>
-        <w:ind w:left="1"/>
-        <w:jc w:val="center"/>
-        <w:rPr>
-          <w:sz w:val="28"/>
-          <w:szCs w:val="28"/>
-        </w:rPr>
-        <w:sectPr>
-          <w:pgSz w:w="11913" w:h="12474"/>
-          <w:pgMar w:top="142" w:right="573" w:bottom="278" w:left="697" w:header="720" w:footer="720" w:gutter="0"/>
-          <w:cols w:space="720"/>
-        </w:sectPr>
-      </w:pPr>
-    </w:p>
-    <w:tbl>
-      <w:tblPr>
-        <w:tblW w:w="11340" w:type="dxa"/>
-        <w:tblInd w:w="-562" w:type="dxa"/>
-        <w:tblLayout w:type="fixed"/>
-        <w:tblCellMar>
-          <w:left w:w="0" w:type="dxa"/>
-          <w:right w:w="0" w:type="dxa"/>
-        </w:tblCellMar>
-        <w:tblLook w:val="01E0" w:firstRow="1" w:lastRow="1" w:firstColumn="1" w:lastColumn="1" w:noHBand="0" w:noVBand="0"/>
-      </w:tblPr>
-      <w:tblGrid>
-        <w:gridCol w:w="993"/>
-        <w:gridCol w:w="10347"/>
-      </w:tblGrid>
-      <w:tr>
-        <w:trPr>
-          <w:trHeight w:val="20"/>
-        </w:trPr>
-        <w:tc>
-          <w:tcPr>
-            <w:tcW w:w="993" w:type="dxa"/>
-          </w:tcPr>
-          <w:p>
-            <w:pPr>
-              <w:pStyle w:val="TableParagraph"/>
-              <w:ind w:left="1"/>
-              <w:jc w:val="center"/>
-              <w:rPr>
-                <w:rFonts w:asciiTheme="minorHAnsi" w:hAnsiTheme="minorHAnsi" w:cstheme="minorHAnsi"/>
-                <w:b/>
-                <w:bCs/>
-                <w:color w:val="FF0000"/>
-                <w:sz w:val="28"/>
-                <w:szCs w:val="28"/>
-              </w:rPr>
-            </w:pPr>
-            <w:r>
-              <w:rPr>
-                <w:b/>
-                <w:bCs/>
-                <w:sz w:val="28"/>
-                <w:szCs w:val="28"/>
-              </w:rPr>
-              <w:lastRenderedPageBreak/>
-              <w:t>18</w:t>
-            </w:r>
-          </w:p>
-        </w:tc>
-        <w:tc>
-          <w:tcPr>
-            <w:tcW w:w="10347" w:type="dxa"/>
-          </w:tcPr>
-          <w:p>
-            <w:pPr>
-              <w:pStyle w:val="TableParagraph"/>
-              <w:rPr>
-                <w:rFonts w:asciiTheme="minorHAnsi" w:hAnsiTheme="minorHAnsi" w:cstheme="minorHAnsi"/>
-                <w:b/>
-                <w:bCs/>
-                <w:sz w:val="28"/>
-                <w:szCs w:val="28"/>
-              </w:rPr>
-            </w:pPr>
-          </w:p>
-        </w:tc>
-      </w:tr>
-      <w:tr>
-        <w:trPr>
-          <w:trHeight w:val="20"/>
-        </w:trPr>
-        <w:tc>
-          <w:tcPr>
-            <w:tcW w:w="993" w:type="dxa"/>
-          </w:tcPr>
-          <w:p>
-            <w:pPr>
-              <w:pStyle w:val="TableParagraph"/>
-              <w:ind w:left="1"/>
-              <w:jc w:val="center"/>
-              <w:rPr>
-                <w:rFonts w:asciiTheme="minorHAnsi" w:hAnsiTheme="minorHAnsi" w:cstheme="minorHAnsi"/>
-                <w:b/>
-                <w:bCs/>
-                <w:color w:val="FF0000"/>
-                <w:sz w:val="28"/>
-                <w:szCs w:val="28"/>
-              </w:rPr>
-            </w:pPr>
-            <w:r>
-              <w:rPr>
-                <w:rFonts w:asciiTheme="minorHAnsi" w:hAnsiTheme="minorHAnsi" w:cstheme="minorHAnsi"/>
-                <w:b/>
-                <w:bCs/>
-                <w:color w:val="FF0000"/>
-                <w:sz w:val="28"/>
-                <w:szCs w:val="28"/>
-              </w:rPr>
-              <w:t>Ans.18)</w:t>
-            </w:r>
-          </w:p>
-        </w:tc>
-        <w:tc>
-          <w:tcPr>
-            <w:tcW w:w="10347" w:type="dxa"/>
-          </w:tcPr>
-          <w:p>
-            <w:pPr>
-              <w:pStyle w:val="TableParagraph"/>
-              <w:rPr>
-                <w:rFonts w:asciiTheme="minorHAnsi" w:hAnsiTheme="minorHAnsi" w:cstheme="minorHAnsi"/>
-                <w:sz w:val="28"/>
-                <w:szCs w:val="28"/>
-              </w:rPr>
-            </w:pPr>
-          </w:p>
-        </w:tc>
-      </w:tr>
-    </w:tbl>
-    <w:p>
-      <w:pPr>
-        <w:pStyle w:val="TableParagraph"/>
-        <w:ind w:left="1"/>
-        <w:jc w:val="center"/>
-        <w:rPr>
-          <w:sz w:val="28"/>
-          <w:szCs w:val="28"/>
-        </w:rPr>
-        <w:sectPr>
-          <w:pgSz w:w="11913" w:h="8505"/>
-          <w:pgMar w:top="142" w:right="573" w:bottom="0" w:left="697" w:header="720" w:footer="720" w:gutter="0"/>
-          <w:cols w:space="720"/>
-        </w:sectPr>
-      </w:pPr>
-    </w:p>
-    <w:tbl>
-      <w:tblPr>
-        <w:tblW w:w="11340" w:type="dxa"/>
-        <w:tblInd w:w="-562" w:type="dxa"/>
-        <w:tblLayout w:type="fixed"/>
-        <w:tblCellMar>
-          <w:left w:w="0" w:type="dxa"/>
-          <w:right w:w="0" w:type="dxa"/>
-        </w:tblCellMar>
-        <w:tblLook w:val="01E0" w:firstRow="1" w:lastRow="1" w:firstColumn="1" w:lastColumn="1" w:noHBand="0" w:noVBand="0"/>
-      </w:tblPr>
-      <w:tblGrid>
-        <w:gridCol w:w="993"/>
-        <w:gridCol w:w="10347"/>
-      </w:tblGrid>
-      <w:tr>
-        <w:trPr>
-          <w:trHeight w:val="20"/>
-        </w:trPr>
-        <w:tc>
-          <w:tcPr>
-            <w:tcW w:w="993" w:type="dxa"/>
-          </w:tcPr>
-          <w:p>
-            <w:pPr>
-              <w:pStyle w:val="TableParagraph"/>
-              <w:ind w:left="1"/>
-              <w:jc w:val="center"/>
-              <w:rPr>
-                <w:rFonts w:asciiTheme="minorHAnsi" w:hAnsiTheme="minorHAnsi" w:cstheme="minorHAnsi"/>
-                <w:b/>
-                <w:bCs/>
-                <w:color w:val="FF0000"/>
-                <w:sz w:val="28"/>
-                <w:szCs w:val="28"/>
-              </w:rPr>
-            </w:pPr>
-            <w:r>
-              <w:rPr>
-                <w:b/>
-                <w:bCs/>
-                <w:sz w:val="28"/>
-                <w:szCs w:val="28"/>
-              </w:rPr>
-              <w:lastRenderedPageBreak/>
-              <w:t>19</w:t>
-            </w:r>
-          </w:p>
-        </w:tc>
-        <w:tc>
-          <w:tcPr>
-            <w:tcW w:w="10347" w:type="dxa"/>
-          </w:tcPr>
-          <w:p>
-            <w:pPr>
-              <w:pStyle w:val="TableParagraph"/>
-              <w:rPr>
-                <w:rFonts w:asciiTheme="minorHAnsi" w:hAnsiTheme="minorHAnsi" w:cstheme="minorHAnsi"/>
-                <w:b/>
-                <w:bCs/>
-                <w:sz w:val="28"/>
-                <w:szCs w:val="28"/>
-              </w:rPr>
-            </w:pPr>
-          </w:p>
-        </w:tc>
-      </w:tr>
-      <w:tr>
-        <w:trPr>
-          <w:trHeight w:val="20"/>
-        </w:trPr>
-        <w:tc>
-          <w:tcPr>
-            <w:tcW w:w="993" w:type="dxa"/>
-          </w:tcPr>
-          <w:p>
-            <w:pPr>
-              <w:pStyle w:val="TableParagraph"/>
-              <w:ind w:left="1"/>
-              <w:jc w:val="center"/>
-              <w:rPr>
-                <w:rFonts w:asciiTheme="minorHAnsi" w:hAnsiTheme="minorHAnsi" w:cstheme="minorHAnsi"/>
-                <w:b/>
-                <w:bCs/>
-                <w:color w:val="FF0000"/>
-                <w:sz w:val="28"/>
-                <w:szCs w:val="28"/>
-              </w:rPr>
-            </w:pPr>
-            <w:r>
-              <w:rPr>
-                <w:rFonts w:asciiTheme="minorHAnsi" w:hAnsiTheme="minorHAnsi" w:cstheme="minorHAnsi"/>
-                <w:b/>
-                <w:bCs/>
-                <w:color w:val="FF0000"/>
-                <w:sz w:val="28"/>
-                <w:szCs w:val="28"/>
-              </w:rPr>
-              <w:t>Ans.19)</w:t>
-            </w:r>
-          </w:p>
-        </w:tc>
-        <w:tc>
-          <w:tcPr>
-            <w:tcW w:w="10347" w:type="dxa"/>
-          </w:tcPr>
-          <w:p>
-            <w:pPr>
-              <w:pStyle w:val="TableParagraph"/>
-              <w:rPr>
-                <w:rFonts w:asciiTheme="minorHAnsi" w:hAnsiTheme="minorHAnsi" w:cstheme="minorHAnsi"/>
-                <w:sz w:val="28"/>
-                <w:szCs w:val="28"/>
-              </w:rPr>
-            </w:pPr>
-          </w:p>
-        </w:tc>
-      </w:tr>
-    </w:tbl>
-    <w:p/>
     <w:sectPr>
       <w:pgSz w:w="11913" w:h="13041"/>
       <w:pgMar w:top="0" w:right="1480" w:bottom="0" w:left="697" w:header="720" w:footer="720" w:gutter="0"/>
@@ -3754,6 +2763,122 @@
     </w:lvl>
   </w:abstractNum>
   <w:abstractNum w:abstractNumId="7" w15:restartNumberingAfterBreak="0">
+    <w:nsid w:val="70FA6E44"/>
+    <w:multiLevelType w:val="hybridMultilevel"/>
+    <w:tmpl w:val="E98EA95A"/>
+    <w:lvl w:ilvl="0" w:tplc="6EB6A620">
+      <w:start w:val="1"/>
+      <w:numFmt w:val="decimal"/>
+      <w:lvlText w:val="%1)"/>
+      <w:lvlJc w:val="left"/>
+      <w:pPr>
+        <w:ind w:left="452" w:hanging="312"/>
+      </w:pPr>
+      <w:rPr>
+        <w:rFonts w:hint="default"/>
+        <w:spacing w:val="-2"/>
+        <w:w w:val="96"/>
+        <w:lang w:val="en-US" w:eastAsia="en-US" w:bidi="ar-SA"/>
+      </w:rPr>
+    </w:lvl>
+    <w:lvl w:ilvl="1" w:tplc="AF68B12A">
+      <w:numFmt w:val="bullet"/>
+      <w:lvlText w:val="•"/>
+      <w:lvlJc w:val="left"/>
+      <w:pPr>
+        <w:ind w:left="1492" w:hanging="312"/>
+      </w:pPr>
+      <w:rPr>
+        <w:rFonts w:hint="default"/>
+        <w:lang w:val="en-US" w:eastAsia="en-US" w:bidi="ar-SA"/>
+      </w:rPr>
+    </w:lvl>
+    <w:lvl w:ilvl="2" w:tplc="07AE223C">
+      <w:numFmt w:val="bullet"/>
+      <w:lvlText w:val="•"/>
+      <w:lvlJc w:val="left"/>
+      <w:pPr>
+        <w:ind w:left="2524" w:hanging="312"/>
+      </w:pPr>
+      <w:rPr>
+        <w:rFonts w:hint="default"/>
+        <w:lang w:val="en-US" w:eastAsia="en-US" w:bidi="ar-SA"/>
+      </w:rPr>
+    </w:lvl>
+    <w:lvl w:ilvl="3" w:tplc="9FB8C638">
+      <w:numFmt w:val="bullet"/>
+      <w:lvlText w:val="•"/>
+      <w:lvlJc w:val="left"/>
+      <w:pPr>
+        <w:ind w:left="3556" w:hanging="312"/>
+      </w:pPr>
+      <w:rPr>
+        <w:rFonts w:hint="default"/>
+        <w:lang w:val="en-US" w:eastAsia="en-US" w:bidi="ar-SA"/>
+      </w:rPr>
+    </w:lvl>
+    <w:lvl w:ilvl="4" w:tplc="D98083A8">
+      <w:numFmt w:val="bullet"/>
+      <w:lvlText w:val="•"/>
+      <w:lvlJc w:val="left"/>
+      <w:pPr>
+        <w:ind w:left="4588" w:hanging="312"/>
+      </w:pPr>
+      <w:rPr>
+        <w:rFonts w:hint="default"/>
+        <w:lang w:val="en-US" w:eastAsia="en-US" w:bidi="ar-SA"/>
+      </w:rPr>
+    </w:lvl>
+    <w:lvl w:ilvl="5" w:tplc="59AEE1C6">
+      <w:numFmt w:val="bullet"/>
+      <w:lvlText w:val="•"/>
+      <w:lvlJc w:val="left"/>
+      <w:pPr>
+        <w:ind w:left="5620" w:hanging="312"/>
+      </w:pPr>
+      <w:rPr>
+        <w:rFonts w:hint="default"/>
+        <w:lang w:val="en-US" w:eastAsia="en-US" w:bidi="ar-SA"/>
+      </w:rPr>
+    </w:lvl>
+    <w:lvl w:ilvl="6" w:tplc="F8FA246C">
+      <w:numFmt w:val="bullet"/>
+      <w:lvlText w:val="•"/>
+      <w:lvlJc w:val="left"/>
+      <w:pPr>
+        <w:ind w:left="6652" w:hanging="312"/>
+      </w:pPr>
+      <w:rPr>
+        <w:rFonts w:hint="default"/>
+        <w:lang w:val="en-US" w:eastAsia="en-US" w:bidi="ar-SA"/>
+      </w:rPr>
+    </w:lvl>
+    <w:lvl w:ilvl="7" w:tplc="B910131A">
+      <w:numFmt w:val="bullet"/>
+      <w:lvlText w:val="•"/>
+      <w:lvlJc w:val="left"/>
+      <w:pPr>
+        <w:ind w:left="7684" w:hanging="312"/>
+      </w:pPr>
+      <w:rPr>
+        <w:rFonts w:hint="default"/>
+        <w:lang w:val="en-US" w:eastAsia="en-US" w:bidi="ar-SA"/>
+      </w:rPr>
+    </w:lvl>
+    <w:lvl w:ilvl="8" w:tplc="49E66C38">
+      <w:numFmt w:val="bullet"/>
+      <w:lvlText w:val="•"/>
+      <w:lvlJc w:val="left"/>
+      <w:pPr>
+        <w:ind w:left="8716" w:hanging="312"/>
+      </w:pPr>
+      <w:rPr>
+        <w:rFonts w:hint="default"/>
+        <w:lang w:val="en-US" w:eastAsia="en-US" w:bidi="ar-SA"/>
+      </w:rPr>
+    </w:lvl>
+  </w:abstractNum>
+  <w:abstractNum w:abstractNumId="8" w15:restartNumberingAfterBreak="0">
     <w:nsid w:val="716B56B3"/>
     <w:multiLevelType w:val="multilevel"/>
     <w:tmpl w:val="B26A3DEA"/>
@@ -3885,10 +3010,13 @@
     <w:abstractNumId w:val="0"/>
   </w:num>
   <w:num w:numId="7" w16cid:durableId="1207568512">
-    <w:abstractNumId w:val="7"/>
+    <w:abstractNumId w:val="8"/>
   </w:num>
   <w:num w:numId="8" w16cid:durableId="1855878255">
     <w:abstractNumId w:val="1"/>
+  </w:num>
+  <w:num w:numId="9" w16cid:durableId="1361667548">
+    <w:abstractNumId w:val="7"/>
   </w:num>
 </w:numbering>
 </file>

--- a/DAP - Data Analysis using Python/DAP_QB_ANS/DAP_QB_Week_10_Ans.docx
+++ b/DAP - Data Analysis using Python/DAP_QB_ANS/DAP_QB_Week_10_Ans.docx
@@ -2079,8 +2079,6 @@
                     <w:pStyle w:val="TableParagraph"/>
                     <w:rPr>
                       <w:rFonts w:asciiTheme="minorHAnsi" w:hAnsiTheme="minorHAnsi" w:cstheme="minorHAnsi"/>
-                      <w:b/>
-                      <w:bCs/>
                       <w:sz w:val="28"/>
                       <w:szCs w:val="28"/>
                       <w:lang w:val="en-IN"/>
@@ -2089,8 +2087,6 @@
                   <w:r>
                     <w:rPr>
                       <w:rFonts w:asciiTheme="minorHAnsi" w:hAnsiTheme="minorHAnsi" w:cstheme="minorHAnsi"/>
-                      <w:b/>
-                      <w:bCs/>
                       <w:sz w:val="28"/>
                       <w:szCs w:val="28"/>
                       <w:lang w:val="en-IN"/>
@@ -4246,8 +4242,6 @@
                     <w:jc w:val="center"/>
                     <w:rPr>
                       <w:rFonts w:asciiTheme="minorHAnsi" w:eastAsia="Times New Roman" w:hAnsiTheme="minorHAnsi" w:cstheme="minorHAnsi"/>
-                      <w:b/>
-                      <w:bCs/>
                       <w:sz w:val="28"/>
                       <w:szCs w:val="28"/>
                       <w:lang w:val="en-IN" w:eastAsia="en-IN"/>
@@ -4256,8 +4250,6 @@
                   <w:r>
                     <w:rPr>
                       <w:rFonts w:asciiTheme="minorHAnsi" w:eastAsia="Times New Roman" w:hAnsiTheme="minorHAnsi" w:cstheme="minorHAnsi"/>
-                      <w:b/>
-                      <w:bCs/>
                       <w:sz w:val="28"/>
                       <w:szCs w:val="28"/>
                       <w:lang w:val="en-IN" w:eastAsia="en-IN"/>
@@ -10256,7 +10248,7 @@
                 <w:szCs w:val="28"/>
                 <w:lang w:val="en-IN"/>
               </w:rPr>
-              <w:t xml:space="preserve"> = </w:t>
+              <w:t>= </w:t>
             </w:r>
             <w:r>
               <w:rPr>
@@ -10415,71 +10407,34 @@
                 <w:szCs w:val="28"/>
                 <w:lang w:val="en-IN"/>
               </w:rPr>
-              <w:lastRenderedPageBreak/>
-              <w:t>=4+3=7</w:t>
-            </w:r>
-            <w:r>
-              <w:rPr>
-                <w:rFonts w:ascii="Cambria Math" w:hAnsi="Cambria Math" w:cs="Cambria Math"/>
-                <w:sz w:val="28"/>
-                <w:szCs w:val="28"/>
-                <w:lang w:val="en-IN"/>
-              </w:rPr>
-              <w:t>∣</w:t>
-            </w:r>
-            <w:r>
-              <w:rPr>
-                <w:rFonts w:asciiTheme="minorHAnsi" w:hAnsiTheme="minorHAnsi" w:cstheme="minorHAnsi"/>
-                <w:sz w:val="28"/>
-                <w:szCs w:val="28"/>
-                <w:lang w:val="en-IN"/>
-              </w:rPr>
-              <w:t>(−2−2)</w:t>
-            </w:r>
-            <w:r>
-              <w:rPr>
-                <w:rFonts w:ascii="Cambria Math" w:hAnsi="Cambria Math" w:cs="Cambria Math"/>
-                <w:sz w:val="28"/>
-                <w:szCs w:val="28"/>
-                <w:lang w:val="en-IN"/>
-              </w:rPr>
-              <w:t>∣</w:t>
-            </w:r>
-            <w:r>
-              <w:rPr>
-                <w:rFonts w:asciiTheme="minorHAnsi" w:hAnsiTheme="minorHAnsi" w:cstheme="minorHAnsi"/>
-                <w:sz w:val="28"/>
-                <w:szCs w:val="28"/>
-                <w:lang w:val="en-IN"/>
-              </w:rPr>
-              <w:t>+</w:t>
-            </w:r>
-            <w:r>
-              <w:rPr>
-                <w:rFonts w:ascii="Cambria Math" w:hAnsi="Cambria Math" w:cs="Cambria Math"/>
-                <w:sz w:val="28"/>
-                <w:szCs w:val="28"/>
-                <w:lang w:val="en-IN"/>
-              </w:rPr>
-              <w:t>∣</w:t>
-            </w:r>
-            <w:r>
-              <w:rPr>
-                <w:rFonts w:asciiTheme="minorHAnsi" w:hAnsiTheme="minorHAnsi" w:cstheme="minorHAnsi"/>
-                <w:sz w:val="28"/>
-                <w:szCs w:val="28"/>
-                <w:lang w:val="en-IN"/>
-              </w:rPr>
-              <w:t>2−(−1)</w:t>
-            </w:r>
-            <w:r>
-              <w:rPr>
-                <w:rFonts w:ascii="Cambria Math" w:hAnsi="Cambria Math" w:cs="Cambria Math"/>
-                <w:sz w:val="28"/>
-                <w:szCs w:val="28"/>
-                <w:lang w:val="en-IN"/>
-              </w:rPr>
-              <w:t>∣</w:t>
+              <w:t>=</w:t>
+            </w:r>
+            <w:r>
+              <w:rPr>
+                <w:rFonts w:asciiTheme="minorHAnsi" w:hAnsiTheme="minorHAnsi" w:cstheme="minorHAnsi"/>
+                <w:sz w:val="28"/>
+                <w:szCs w:val="28"/>
+                <w:lang w:val="en-IN"/>
+              </w:rPr>
+              <w:t xml:space="preserve"> </w:t>
+            </w:r>
+            <w:r>
+              <w:rPr>
+                <w:rFonts w:asciiTheme="minorHAnsi" w:hAnsiTheme="minorHAnsi" w:cstheme="minorHAnsi"/>
+                <w:sz w:val="28"/>
+                <w:szCs w:val="28"/>
+                <w:lang w:val="en-IN"/>
+              </w:rPr>
+              <w:t>4+3</w:t>
+            </w:r>
+            <w:r>
+              <w:rPr>
+                <w:rFonts w:asciiTheme="minorHAnsi" w:hAnsiTheme="minorHAnsi" w:cstheme="minorHAnsi"/>
+                <w:sz w:val="28"/>
+                <w:szCs w:val="28"/>
+                <w:lang w:val="en-IN"/>
+              </w:rPr>
+              <w:t xml:space="preserve"> </w:t>
             </w:r>
           </w:p>
           <w:p>
@@ -10503,7 +10458,7 @@
                 <w:szCs w:val="28"/>
                 <w:lang w:val="en-IN"/>
               </w:rPr>
-              <w:t>=4+3=7</w:t>
+              <w:t>=7</w:t>
             </w:r>
           </w:p>
           <w:p>
@@ -10536,47 +10491,6 @@
               </w:rPr>
               <w:t>Therefore, the Euclidean distance between points (2, -1) and (-2, 2) is 5 units, and the Manhattan distance between the same points is 7 units.</w:t>
             </w:r>
-          </w:p>
-        </w:tc>
-      </w:tr>
-      <w:tr>
-        <w:trPr>
-          <w:trHeight w:val="20"/>
-        </w:trPr>
-        <w:tc>
-          <w:tcPr>
-            <w:tcW w:w="993" w:type="dxa"/>
-          </w:tcPr>
-          <w:p>
-            <w:pPr>
-              <w:pStyle w:val="TableParagraph"/>
-              <w:ind w:left="1"/>
-              <w:jc w:val="center"/>
-              <w:rPr>
-                <w:rFonts w:asciiTheme="minorHAnsi" w:hAnsiTheme="minorHAnsi" w:cstheme="minorHAnsi"/>
-                <w:b/>
-                <w:bCs/>
-                <w:color w:val="FF0000"/>
-                <w:sz w:val="28"/>
-                <w:szCs w:val="28"/>
-              </w:rPr>
-            </w:pPr>
-          </w:p>
-        </w:tc>
-        <w:tc>
-          <w:tcPr>
-            <w:tcW w:w="10347" w:type="dxa"/>
-          </w:tcPr>
-          <w:p>
-            <w:pPr>
-              <w:pStyle w:val="TableParagraph"/>
-              <w:rPr>
-                <w:rFonts w:asciiTheme="minorHAnsi" w:hAnsiTheme="minorHAnsi" w:cstheme="minorHAnsi"/>
-                <w:sz w:val="28"/>
-                <w:szCs w:val="28"/>
-                <w:lang w:val="en-IN"/>
-              </w:rPr>
-            </w:pPr>
           </w:p>
         </w:tc>
       </w:tr>
@@ -10590,7 +10504,7 @@
       </w:pPr>
     </w:p>
     <w:sectPr>
-      <w:pgSz w:w="11913" w:h="13041"/>
+      <w:pgSz w:w="11913" w:h="15593"/>
       <w:pgMar w:top="0" w:right="1480" w:bottom="0" w:left="697" w:header="720" w:footer="720" w:gutter="0"/>
       <w:cols w:space="720"/>
     </w:sectPr>
@@ -13805,6 +13719,7 @@
   <w:style w:type="character" w:default="1" w:styleId="DefaultParagraphFont">
     <w:name w:val="Default Paragraph Font"/>
     <w:uiPriority w:val="1"/>
+    <w:semiHidden/>
     <w:unhideWhenUsed/>
   </w:style>
   <w:style w:type="table" w:default="1" w:styleId="TableNormal">
